--- a/Fase 2/Manuales/SIGMA_Manual_EP14_Evidencias_archivos_y_análisis_visual.docx
+++ b/Fase 2/Manuales/SIGMA_Manual_EP14_Evidencias_archivos_y_análisis_visual.docx
@@ -409,13 +409,14 @@
         </w:tblBorders>
       </w:tblPr>
       <w:tblGrid>
-        <w:gridCol w:w="4873"/>
-        <w:gridCol w:w="4873"/>
+        <w:gridCol w:w="3249"/>
+        <w:gridCol w:w="3249"/>
+        <w:gridCol w:w="3249"/>
       </w:tblGrid>
       <w:tr>
         <w:tc>
           <w:tcPr>
-            <w:tcW w:type="dxa" w:w="3402"/>
+            <w:tcW w:type="dxa" w:w="2551"/>
             <w:shd w:val="clear" w:color="auto" w:fill="E8E5F7"/>
           </w:tcPr>
           <w:p>
@@ -431,7 +432,7 @@
         </w:tc>
         <w:tc>
           <w:tcPr>
-            <w:tcW w:type="dxa" w:w="6236"/>
+            <w:tcW w:type="dxa" w:w="3969"/>
             <w:shd w:val="clear" w:color="auto" w:fill="E8E5F7"/>
           </w:tcPr>
           <w:p>
@@ -441,7 +442,23 @@
                 <w:b/>
                 <w:sz w:val="19"/>
               </w:rPr>
-              <w:t>Ruta</w:t>
+              <w:t>Ruta en el menú</w:t>
+            </w:r>
+          </w:p>
+        </w:tc>
+        <w:tc>
+          <w:tcPr>
+            <w:tcW w:type="dxa" w:w="3118"/>
+            <w:shd w:val="clear" w:color="auto" w:fill="E8E5F7"/>
+          </w:tcPr>
+          <w:p>
+            <w:r/>
+            <w:r>
+              <w:rPr>
+                <w:b/>
+                <w:sz w:val="19"/>
+              </w:rPr>
+              <w:t>Pestañas que tiene</w:t>
             </w:r>
           </w:p>
         </w:tc>
@@ -449,7 +466,7 @@
       <w:tr>
         <w:tc>
           <w:tcPr>
-            <w:tcW w:type="dxa" w:w="3402"/>
+            <w:tcW w:type="dxa" w:w="2551"/>
           </w:tcPr>
           <w:p>
             <w:r/>
@@ -463,7 +480,7 @@
         </w:tc>
         <w:tc>
           <w:tcPr>
-            <w:tcW w:type="dxa" w:w="6236"/>
+            <w:tcW w:type="dxa" w:w="3969"/>
           </w:tcPr>
           <w:p>
             <w:r/>
@@ -475,11 +492,25 @@
             </w:r>
           </w:p>
         </w:tc>
+        <w:tc>
+          <w:tcPr>
+            <w:tcW w:type="dxa" w:w="3118"/>
+          </w:tcPr>
+          <w:p>
+            <w:r/>
+            <w:r>
+              <w:rPr>
+                <w:sz w:val="19"/>
+              </w:rPr>
+              <w:t>—</w:t>
+            </w:r>
+          </w:p>
+        </w:tc>
       </w:tr>
       <w:tr>
         <w:tc>
           <w:tcPr>
-            <w:tcW w:type="dxa" w:w="3402"/>
+            <w:tcW w:type="dxa" w:w="2551"/>
           </w:tcPr>
           <w:p>
             <w:r/>
@@ -493,7 +524,7 @@
         </w:tc>
         <w:tc>
           <w:tcPr>
-            <w:tcW w:type="dxa" w:w="6236"/>
+            <w:tcW w:type="dxa" w:w="3969"/>
           </w:tcPr>
           <w:p>
             <w:r/>
@@ -502,6 +533,20 @@
                 <w:sz w:val="19"/>
               </w:rPr>
               <w:t>Utilidades › Escanear</w:t>
+            </w:r>
+          </w:p>
+        </w:tc>
+        <w:tc>
+          <w:tcPr>
+            <w:tcW w:type="dxa" w:w="3118"/>
+          </w:tcPr>
+          <w:p>
+            <w:r/>
+            <w:r>
+              <w:rPr>
+                <w:sz w:val="19"/>
+              </w:rPr>
+              <w:t>—</w:t>
             </w:r>
           </w:p>
         </w:tc>
@@ -541,13 +586,14 @@
         </w:tblBorders>
       </w:tblPr>
       <w:tblGrid>
-        <w:gridCol w:w="4873"/>
-        <w:gridCol w:w="4873"/>
+        <w:gridCol w:w="3249"/>
+        <w:gridCol w:w="3249"/>
+        <w:gridCol w:w="3249"/>
       </w:tblGrid>
       <w:tr>
         <w:tc>
           <w:tcPr>
-            <w:tcW w:type="dxa" w:w="3402"/>
+            <w:tcW w:type="dxa" w:w="2551"/>
             <w:shd w:val="clear" w:color="auto" w:fill="E8E5F7"/>
           </w:tcPr>
           <w:p>
@@ -563,7 +609,7 @@
         </w:tc>
         <w:tc>
           <w:tcPr>
-            <w:tcW w:type="dxa" w:w="6236"/>
+            <w:tcW w:type="dxa" w:w="3969"/>
             <w:shd w:val="clear" w:color="auto" w:fill="E8E5F7"/>
           </w:tcPr>
           <w:p>
@@ -577,11 +623,27 @@
             </w:r>
           </w:p>
         </w:tc>
+        <w:tc>
+          <w:tcPr>
+            <w:tcW w:type="dxa" w:w="3118"/>
+            <w:shd w:val="clear" w:color="auto" w:fill="E8E5F7"/>
+          </w:tcPr>
+          <w:p>
+            <w:r/>
+            <w:r>
+              <w:rPr>
+                <w:b/>
+                <w:sz w:val="18"/>
+              </w:rPr>
+              <w:t>Pestañas que tiene</w:t>
+            </w:r>
+          </w:p>
+        </w:tc>
       </w:tr>
       <w:tr>
         <w:tc>
           <w:tcPr>
-            <w:tcW w:type="dxa" w:w="3402"/>
+            <w:tcW w:type="dxa" w:w="2551"/>
           </w:tcPr>
           <w:p>
             <w:r/>
@@ -595,7 +657,7 @@
         </w:tc>
         <w:tc>
           <w:tcPr>
-            <w:tcW w:type="dxa" w:w="6236"/>
+            <w:tcW w:type="dxa" w:w="3969"/>
           </w:tcPr>
           <w:p>
             <w:r/>
@@ -604,6 +666,20 @@
                 <w:sz w:val="18"/>
               </w:rPr>
               <w:t>Cliente › Ver documento adjunto</w:t>
+            </w:r>
+          </w:p>
+        </w:tc>
+        <w:tc>
+          <w:tcPr>
+            <w:tcW w:type="dxa" w:w="3118"/>
+          </w:tcPr>
+          <w:p>
+            <w:r/>
+            <w:r>
+              <w:rPr>
+                <w:sz w:val="18"/>
+              </w:rPr>
+              <w:t>—</w:t>
             </w:r>
           </w:p>
         </w:tc>

--- a/Fase 2/Manuales/SIGMA_Manual_EP14_Evidencias_archivos_y_análisis_visual.docx
+++ b/Fase 2/Manuales/SIGMA_Manual_EP14_Evidencias_archivos_y_análisis_visual.docx
@@ -152,7 +152,7 @@
               <w:rPr>
                 <w:sz w:val="20"/>
               </w:rPr>
-              <w:t>2 visibles en el menú y 1 que se abren desde otra pantalla</w:t>
+              <w:t>1 en el menú y 1 que se abren desde ellas</w:t>
             </w:r>
           </w:p>
         </w:tc>
@@ -216,7 +216,7 @@
               <w:rPr>
                 <w:sz w:val="20"/>
               </w:rPr>
-              <w:t>1.0 · 01-10-2026</w:t>
+              <w:t>1.1 · 02-10-2026</w:t>
             </w:r>
           </w:p>
         </w:tc>
@@ -358,7 +358,7 @@
         <w:rPr>
           <w:sz w:val="21"/>
         </w:rPr>
-        <w:t>Ver existencias de bodega</w:t>
+        <w:t>Ver el analisis de SIGMA AI</w:t>
       </w:r>
     </w:p>
     <w:p>
@@ -370,7 +370,7 @@
         <w:rPr>
           <w:sz w:val="21"/>
         </w:rPr>
-        <w:t>Ver los componentes de los activos</w:t>
+        <w:t>Ver existencias de bodega</w:t>
       </w:r>
     </w:p>
     <w:p>
@@ -391,7 +391,7 @@
           <w:i w:val="0"/>
           <w:sz w:val="22"/>
         </w:rPr>
-        <w:t>Desde el menú lateral:</w:t>
+        <w:t>Estas son las pantallas que usa el módulo, con la ruta exacta del menú lateral:</w:t>
       </w:r>
     </w:p>
     <w:tbl>
@@ -474,7 +474,7 @@
               <w:rPr>
                 <w:sz w:val="19"/>
               </w:rPr>
-              <w:t>Componentes</w:t>
+              <w:t>Experimentos</w:t>
             </w:r>
           </w:p>
         </w:tc>
@@ -488,51 +488,7 @@
               <w:rPr>
                 <w:sz w:val="19"/>
               </w:rPr>
-              <w:t>Componentes</w:t>
-            </w:r>
-          </w:p>
-        </w:tc>
-        <w:tc>
-          <w:tcPr>
-            <w:tcW w:type="dxa" w:w="3118"/>
-          </w:tcPr>
-          <w:p>
-            <w:r/>
-            <w:r>
-              <w:rPr>
-                <w:sz w:val="19"/>
-              </w:rPr>
-              <w:t>—</w:t>
-            </w:r>
-          </w:p>
-        </w:tc>
-      </w:tr>
-      <w:tr>
-        <w:tc>
-          <w:tcPr>
-            <w:tcW w:type="dxa" w:w="2551"/>
-          </w:tcPr>
-          <w:p>
-            <w:r/>
-            <w:r>
-              <w:rPr>
-                <w:sz w:val="19"/>
-              </w:rPr>
-              <w:t>Escanear</w:t>
-            </w:r>
-          </w:p>
-        </w:tc>
-        <w:tc>
-          <w:tcPr>
-            <w:tcW w:type="dxa" w:w="3969"/>
-          </w:tcPr>
-          <w:p>
-            <w:r/>
-            <w:r>
-              <w:rPr>
-                <w:sz w:val="19"/>
-              </w:rPr>
-              <w:t>Utilidades › Escanear</w:t>
+              <w:t>SIGMA AI › Experimentos</w:t>
             </w:r>
           </w:p>
         </w:tc>
@@ -735,428 +691,28 @@
     </w:p>
     <w:p>
       <w:pPr>
-        <w:spacing w:after="40"/>
+        <w:spacing w:after="120"/>
       </w:pPr>
       <w:r>
         <w:rPr>
-          <w:b/>
-          <w:color w:val="4F46E5"/>
+          <w:b w:val="0"/>
+          <w:i w:val="0"/>
           <w:sz w:val="21"/>
         </w:rPr>
-        <w:t xml:space="preserve">Paso 1. </w:t>
-      </w:r>
-      <w:r>
-        <w:rPr>
-          <w:sz w:val="21"/>
-        </w:rPr>
-        <w:t>Entre a Componentes.</w:t>
+        <w:t>No tiene pantalla propia: se adjunta desde la orden de trabajo, la pauta o la falla en la que se esta trabajando.</w:t>
       </w:r>
     </w:p>
     <w:p>
       <w:pPr>
-        <w:spacing w:after="120"/>
-        <w:ind w:left="680"/>
+        <w:spacing w:after="80"/>
       </w:pPr>
       <w:r>
         <w:rPr>
-          <w:color w:val="555555"/>
-          <w:sz w:val="19"/>
+          <w:b w:val="0"/>
+          <w:i w:val="0"/>
+          <w:sz w:val="20"/>
         </w:rPr>
-        <w:t>Menú: Componentes</w:t>
-      </w:r>
-    </w:p>
-    <w:p>
-      <w:pPr>
-        <w:spacing w:after="40"/>
-      </w:pPr>
-      <w:r>
-        <w:rPr>
-          <w:b/>
-          <w:color w:val="4F46E5"/>
-          <w:sz w:val="21"/>
-        </w:rPr>
-        <w:t xml:space="preserve">Paso 2. </w:t>
-      </w:r>
-      <w:r>
-        <w:rPr>
-          <w:sz w:val="21"/>
-        </w:rPr>
-        <w:t>Abra el formulario y complete los datos.</w:t>
-      </w:r>
-    </w:p>
-    <w:p>
-      <w:pPr>
-        <w:spacing w:after="120"/>
-        <w:ind w:left="680"/>
-      </w:pPr>
-      <w:r>
-        <w:rPr>
-          <w:color w:val="555555"/>
-          <w:sz w:val="19"/>
-        </w:rPr>
-        <w:t>Hay 4 campos; 0 son obligatorios.</w:t>
-      </w:r>
-    </w:p>
-    <w:tbl>
-      <w:tblPr>
-        <w:tblW w:type="auto" w:w="0"/>
-        <w:tblLook w:firstColumn="1" w:firstRow="1" w:lastColumn="0" w:lastRow="0" w:noHBand="0" w:noVBand="1" w:val="04A0"/>
-        <w:jc w:val="center"/>
-        <w:tblBorders>
-          <w:top w:val="single" w:sz="4" w:color="BFBFBF"/>
-          <w:left w:val="single" w:sz="4" w:color="BFBFBF"/>
-          <w:bottom w:val="single" w:sz="4" w:color="BFBFBF"/>
-          <w:right w:val="single" w:sz="4" w:color="BFBFBF"/>
-          <w:insideH w:val="single" w:sz="4" w:color="BFBFBF"/>
-          <w:insideV w:val="single" w:sz="4" w:color="BFBFBF"/>
-        </w:tblBorders>
-      </w:tblPr>
-      <w:tblGrid>
-        <w:gridCol w:w="2436"/>
-        <w:gridCol w:w="2436"/>
-        <w:gridCol w:w="2436"/>
-        <w:gridCol w:w="2436"/>
-      </w:tblGrid>
-      <w:tr>
-        <w:tc>
-          <w:tcPr>
-            <w:tcW w:type="dxa" w:w="2268"/>
-            <w:shd w:val="clear" w:color="auto" w:fill="E8E5F7"/>
-          </w:tcPr>
-          <w:p>
-            <w:r/>
-            <w:r>
-              <w:rPr>
-                <w:b/>
-                <w:sz w:val="17"/>
-              </w:rPr>
-              <w:t>Campo</w:t>
-            </w:r>
-          </w:p>
-        </w:tc>
-        <w:tc>
-          <w:tcPr>
-            <w:tcW w:type="dxa" w:w="2551"/>
-            <w:shd w:val="clear" w:color="auto" w:fill="E8E5F7"/>
-          </w:tcPr>
-          <w:p>
-            <w:r/>
-            <w:r>
-              <w:rPr>
-                <w:b/>
-                <w:sz w:val="17"/>
-              </w:rPr>
-              <w:t>Cómo se completa</w:t>
-            </w:r>
-          </w:p>
-        </w:tc>
-        <w:tc>
-          <w:tcPr>
-            <w:tcW w:type="dxa" w:w="1247"/>
-            <w:shd w:val="clear" w:color="auto" w:fill="E8E5F7"/>
-          </w:tcPr>
-          <w:p>
-            <w:r/>
-            <w:r>
-              <w:rPr>
-                <w:b/>
-                <w:sz w:val="17"/>
-              </w:rPr>
-              <w:t>Obligatorio</w:t>
-            </w:r>
-          </w:p>
-        </w:tc>
-        <w:tc>
-          <w:tcPr>
-            <w:tcW w:type="dxa" w:w="3572"/>
-            <w:shd w:val="clear" w:color="auto" w:fill="E8E5F7"/>
-          </w:tcPr>
-          <w:p>
-            <w:r/>
-            <w:r>
-              <w:rPr>
-                <w:b/>
-                <w:sz w:val="17"/>
-              </w:rPr>
-              <w:t>Qué acepta</w:t>
-            </w:r>
-          </w:p>
-        </w:tc>
-      </w:tr>
-      <w:tr>
-        <w:tc>
-          <w:tcPr>
-            <w:tcW w:type="dxa" w:w="2268"/>
-          </w:tcPr>
-          <w:p>
-            <w:r/>
-            <w:r>
-              <w:rPr>
-                <w:sz w:val="17"/>
-              </w:rPr>
-              <w:t>Tomar fotografía</w:t>
-            </w:r>
-          </w:p>
-        </w:tc>
-        <w:tc>
-          <w:tcPr>
-            <w:tcW w:type="dxa" w:w="2551"/>
-          </w:tcPr>
-          <w:p>
-            <w:r/>
-            <w:r>
-              <w:rPr>
-                <w:sz w:val="17"/>
-              </w:rPr>
-              <w:t>Cámara del dispositivo</w:t>
-            </w:r>
-          </w:p>
-        </w:tc>
-        <w:tc>
-          <w:tcPr>
-            <w:tcW w:type="dxa" w:w="1247"/>
-          </w:tcPr>
-          <w:p>
-            <w:r/>
-            <w:r>
-              <w:rPr>
-                <w:sz w:val="17"/>
-              </w:rPr>
-              <w:t>No</w:t>
-            </w:r>
-          </w:p>
-        </w:tc>
-        <w:tc>
-          <w:tcPr>
-            <w:tcW w:type="dxa" w:w="3572"/>
-          </w:tcPr>
-          <w:p>
-            <w:r/>
-            <w:r>
-              <w:rPr>
-                <w:sz w:val="17"/>
-              </w:rPr>
-              <w:t>JPG, máximo 4 MB por imagen</w:t>
-            </w:r>
-          </w:p>
-        </w:tc>
-      </w:tr>
-      <w:tr>
-        <w:tc>
-          <w:tcPr>
-            <w:tcW w:type="dxa" w:w="2268"/>
-          </w:tcPr>
-          <w:p>
-            <w:r/>
-            <w:r>
-              <w:rPr>
-                <w:sz w:val="17"/>
-              </w:rPr>
-              <w:t>Adjuntar archivo</w:t>
-            </w:r>
-          </w:p>
-        </w:tc>
-        <w:tc>
-          <w:tcPr>
-            <w:tcW w:type="dxa" w:w="2551"/>
-          </w:tcPr>
-          <w:p>
-            <w:r/>
-            <w:r>
-              <w:rPr>
-                <w:sz w:val="17"/>
-              </w:rPr>
-              <w:t>Selector de archivo</w:t>
-            </w:r>
-          </w:p>
-        </w:tc>
-        <w:tc>
-          <w:tcPr>
-            <w:tcW w:type="dxa" w:w="1247"/>
-          </w:tcPr>
-          <w:p>
-            <w:r/>
-            <w:r>
-              <w:rPr>
-                <w:sz w:val="17"/>
-              </w:rPr>
-              <w:t>No</w:t>
-            </w:r>
-          </w:p>
-        </w:tc>
-        <w:tc>
-          <w:tcPr>
-            <w:tcW w:type="dxa" w:w="3572"/>
-          </w:tcPr>
-          <w:p>
-            <w:r/>
-            <w:r>
-              <w:rPr>
-                <w:sz w:val="17"/>
-              </w:rPr>
-              <w:t>JPG, PNG, PDF, MP4. Máximo 20 MB</w:t>
-            </w:r>
-          </w:p>
-        </w:tc>
-      </w:tr>
-      <w:tr>
-        <w:tc>
-          <w:tcPr>
-            <w:tcW w:type="dxa" w:w="2268"/>
-          </w:tcPr>
-          <w:p>
-            <w:r/>
-            <w:r>
-              <w:rPr>
-                <w:sz w:val="17"/>
-              </w:rPr>
-              <w:t>Título</w:t>
-            </w:r>
-          </w:p>
-        </w:tc>
-        <w:tc>
-          <w:tcPr>
-            <w:tcW w:type="dxa" w:w="2551"/>
-          </w:tcPr>
-          <w:p>
-            <w:r/>
-            <w:r>
-              <w:rPr>
-                <w:sz w:val="17"/>
-              </w:rPr>
-              <w:t>Texto</w:t>
-            </w:r>
-          </w:p>
-        </w:tc>
-        <w:tc>
-          <w:tcPr>
-            <w:tcW w:type="dxa" w:w="1247"/>
-          </w:tcPr>
-          <w:p>
-            <w:r/>
-            <w:r>
-              <w:rPr>
-                <w:sz w:val="17"/>
-              </w:rPr>
-              <w:t>No</w:t>
-            </w:r>
-          </w:p>
-        </w:tc>
-        <w:tc>
-          <w:tcPr>
-            <w:tcW w:type="dxa" w:w="3572"/>
-          </w:tcPr>
-          <w:p>
-            <w:r/>
-            <w:r>
-              <w:rPr>
-                <w:sz w:val="17"/>
-              </w:rPr>
-              <w:t>Máximo 200 caracteres</w:t>
-            </w:r>
-          </w:p>
-        </w:tc>
-      </w:tr>
-      <w:tr>
-        <w:tc>
-          <w:tcPr>
-            <w:tcW w:type="dxa" w:w="2268"/>
-          </w:tcPr>
-          <w:p>
-            <w:r/>
-            <w:r>
-              <w:rPr>
-                <w:sz w:val="17"/>
-              </w:rPr>
-              <w:t>Descripción</w:t>
-            </w:r>
-          </w:p>
-        </w:tc>
-        <w:tc>
-          <w:tcPr>
-            <w:tcW w:type="dxa" w:w="2551"/>
-          </w:tcPr>
-          <w:p>
-            <w:r/>
-            <w:r>
-              <w:rPr>
-                <w:sz w:val="17"/>
-              </w:rPr>
-              <w:t>Texto multilinea con dictado</w:t>
-            </w:r>
-          </w:p>
-        </w:tc>
-        <w:tc>
-          <w:tcPr>
-            <w:tcW w:type="dxa" w:w="1247"/>
-          </w:tcPr>
-          <w:p>
-            <w:r/>
-            <w:r>
-              <w:rPr>
-                <w:sz w:val="17"/>
-              </w:rPr>
-              <w:t>No</w:t>
-            </w:r>
-          </w:p>
-        </w:tc>
-        <w:tc>
-          <w:tcPr>
-            <w:tcW w:type="dxa" w:w="3572"/>
-          </w:tcPr>
-          <w:p>
-            <w:r/>
-            <w:r>
-              <w:rPr>
-                <w:sz w:val="17"/>
-              </w:rPr>
-              <w:t>Máximo 500 caracteres</w:t>
-            </w:r>
-          </w:p>
-        </w:tc>
-      </w:tr>
-    </w:tbl>
-    <w:p>
-      <w:pPr>
-        <w:spacing w:after="40"/>
-      </w:pPr>
-    </w:p>
-    <w:p>
-      <w:pPr>
-        <w:spacing w:after="40"/>
-      </w:pPr>
-      <w:r>
-        <w:rPr>
-          <w:b/>
-          <w:color w:val="4F46E5"/>
-          <w:sz w:val="21"/>
-        </w:rPr>
-        <w:t xml:space="preserve">Paso 3. </w:t>
-      </w:r>
-      <w:r>
-        <w:rPr>
-          <w:sz w:val="21"/>
-        </w:rPr>
-        <w:t>Guarde.</w:t>
-      </w:r>
-    </w:p>
-    <w:p>
-      <w:pPr>
-        <w:spacing w:after="40"/>
-      </w:pPr>
-      <w:r>
-        <w:rPr>
-          <w:b/>
-          <w:color w:val="4F46E5"/>
-          <w:sz w:val="21"/>
-        </w:rPr>
-        <w:t xml:space="preserve">Paso 4. </w:t>
-      </w:r>
-      <w:r>
-        <w:rPr>
-          <w:sz w:val="21"/>
-        </w:rPr>
-        <w:t>Compruebe que quedó bien. Tiene que cumplirse todo esto:</w:t>
+        <w:t>Aun así tiene que cumplirse esto:</w:t>
       </w:r>
     </w:p>
     <w:tbl>
@@ -1403,72 +959,28 @@
     </w:p>
     <w:p>
       <w:pPr>
-        <w:spacing w:after="40"/>
+        <w:spacing w:after="120"/>
       </w:pPr>
       <w:r>
         <w:rPr>
-          <w:b/>
-          <w:color w:val="4F46E5"/>
+          <w:b w:val="0"/>
+          <w:i w:val="0"/>
           <w:sz w:val="21"/>
         </w:rPr>
-        <w:t xml:space="preserve">Paso 1. </w:t>
-      </w:r>
-      <w:r>
-        <w:rPr>
-          <w:sz w:val="21"/>
-        </w:rPr>
-        <w:t>Entre a Componentes.</w:t>
+        <w:t>No tiene pantalla: la aplicacion reintenta la subida sola cuando vuelve la senal.</w:t>
       </w:r>
     </w:p>
     <w:p>
       <w:pPr>
-        <w:spacing w:after="120"/>
-        <w:ind w:left="680"/>
+        <w:spacing w:after="80"/>
       </w:pPr>
       <w:r>
         <w:rPr>
-          <w:color w:val="555555"/>
-          <w:sz w:val="19"/>
+          <w:b w:val="0"/>
+          <w:i w:val="0"/>
+          <w:sz w:val="20"/>
         </w:rPr>
-        <w:t>Menú: Componentes</w:t>
-      </w:r>
-    </w:p>
-    <w:p>
-      <w:pPr>
-        <w:spacing w:after="40"/>
-      </w:pPr>
-      <w:r>
-        <w:rPr>
-          <w:b/>
-          <w:color w:val="4F46E5"/>
-          <w:sz w:val="21"/>
-        </w:rPr>
-        <w:t xml:space="preserve">Paso 2. </w:t>
-      </w:r>
-      <w:r>
-        <w:rPr>
-          <w:sz w:val="21"/>
-        </w:rPr>
-        <w:t>Ejecute la acción desde la pantalla.</w:t>
-      </w:r>
-    </w:p>
-    <w:p>
-      <w:pPr>
-        <w:spacing w:after="40"/>
-      </w:pPr>
-      <w:r>
-        <w:rPr>
-          <w:b/>
-          <w:color w:val="4F46E5"/>
-          <w:sz w:val="21"/>
-        </w:rPr>
-        <w:t xml:space="preserve">Paso 3. </w:t>
-      </w:r>
-      <w:r>
-        <w:rPr>
-          <w:sz w:val="21"/>
-        </w:rPr>
-        <w:t>Compruebe que quedó bien. Tiene que cumplirse todo esto:</w:t>
+        <w:t>Aun así tiene que cumplirse esto:</w:t>
       </w:r>
     </w:p>
     <w:tbl>
@@ -1715,6 +1227,20 @@
     </w:p>
     <w:p>
       <w:pPr>
+        <w:spacing w:after="120"/>
+      </w:pPr>
+      <w:r>
+        <w:rPr>
+          <w:b w:val="0"/>
+          <w:i w:val="0"/>
+          <w:color w:val="555555"/>
+          <w:sz w:val="20"/>
+        </w:rPr>
+        <w:t>Se abre al pulsar un adjunto, desde cualquier pantalla que los tenga.</w:t>
+      </w:r>
+    </w:p>
+    <w:p>
+      <w:pPr>
         <w:spacing w:after="40"/>
       </w:pPr>
       <w:r>
@@ -1729,7 +1255,7 @@
         <w:rPr>
           <w:sz w:val="21"/>
         </w:rPr>
-        <w:t>Entre a Componentes.</w:t>
+        <w:t>Entre a Ver documento adjunto.</w:t>
       </w:r>
     </w:p>
     <w:p>
@@ -1742,7 +1268,7 @@
           <w:color w:val="555555"/>
           <w:sz w:val="19"/>
         </w:rPr>
-        <w:t>Menú: Componentes</w:t>
+        <w:t>Menú: Cliente › Ver documento adjunto</w:t>
       </w:r>
     </w:p>
     <w:p>
@@ -1761,7 +1287,20 @@
         <w:rPr>
           <w:sz w:val="21"/>
         </w:rPr>
-        <w:t>Ejecute la acción desde la pantalla.</w:t>
+        <w:t>Revise la información que muestra Ver documento adjunto.</w:t>
+      </w:r>
+    </w:p>
+    <w:p>
+      <w:pPr>
+        <w:spacing w:after="120"/>
+        <w:ind w:left="680"/>
+      </w:pPr>
+      <w:r>
+        <w:rPr>
+          <w:color w:val="555555"/>
+          <w:sz w:val="19"/>
+        </w:rPr>
+        <w:t>Es una consulta: no hay nada que llenar ni que guardar.</w:t>
       </w:r>
     </w:p>
     <w:p>
@@ -1997,7 +1536,7 @@
         <w:rPr>
           <w:sz w:val="21"/>
         </w:rPr>
-        <w:t>Entre a Componentes.</w:t>
+        <w:t>Entre a Experimentos.</w:t>
       </w:r>
     </w:p>
     <w:p>
@@ -2010,7 +1549,7 @@
           <w:color w:val="555555"/>
           <w:sz w:val="19"/>
         </w:rPr>
-        <w:t>Menú: Componentes</w:t>
+        <w:t>Menú: SIGMA AI › Experimentos</w:t>
       </w:r>
     </w:p>
     <w:p>
@@ -2029,7 +1568,20 @@
         <w:rPr>
           <w:sz w:val="21"/>
         </w:rPr>
-        <w:t>Ejecute la acción desde la pantalla.</w:t>
+        <w:t>Complete la operación con los botones de Experimentos.</w:t>
+      </w:r>
+    </w:p>
+    <w:p>
+      <w:pPr>
+        <w:spacing w:after="120"/>
+        <w:ind w:left="680"/>
+      </w:pPr>
+      <w:r>
+        <w:rPr>
+          <w:color w:val="555555"/>
+          <w:sz w:val="19"/>
+        </w:rPr>
+        <w:t>Esta operación no declara campos de entrada: se resuelve con las acciones de la propia pantalla.</w:t>
       </w:r>
     </w:p>
     <w:p>
@@ -2309,7 +1861,7 @@
         <w:rPr>
           <w:sz w:val="21"/>
         </w:rPr>
-        <w:t>Entre a Componentes.</w:t>
+        <w:t>Entre a Experimentos.</w:t>
       </w:r>
     </w:p>
     <w:p>
@@ -2322,7 +1874,7 @@
           <w:color w:val="555555"/>
           <w:sz w:val="19"/>
         </w:rPr>
-        <w:t>Menú: Componentes</w:t>
+        <w:t>Menú: SIGMA AI › Experimentos</w:t>
       </w:r>
     </w:p>
     <w:p>
@@ -2341,7 +1893,7 @@
         <w:rPr>
           <w:sz w:val="21"/>
         </w:rPr>
-        <w:t>Abra el formulario y complete los datos.</w:t>
+        <w:t>Complete los datos.</w:t>
       </w:r>
     </w:p>
     <w:p>
@@ -2354,7 +1906,7 @@
           <w:color w:val="555555"/>
           <w:sz w:val="19"/>
         </w:rPr>
-        <w:t>Hay 2 campos; 1 son obligatorios.</w:t>
+        <w:t>Son 2 campos; 1 obligatorio.</w:t>
       </w:r>
     </w:p>
     <w:tbl>
@@ -3157,7 +2709,7 @@
           <w:color w:val="555555"/>
           <w:sz w:val="18"/>
         </w:rPr>
-        <w:t>Generado desde el Product Backlog (historias, campos de entrada y criterios de aceptación) y desde la tabla Menus de la base. Para actualizarlo: python _scratch/gen_manual_modulo.py</w:t>
+        <w:t>Generado desde el Product Backlog (historias, campos de entrada y criterios de aceptación), desde la tabla Menus de la base y desde las pestañas leídas de los .aspx. Para actualizarlo: python _scratch/gen_manual_modulo.py</w:t>
       </w:r>
     </w:p>
     <w:sectPr>
